--- a/SARA HAYAT_timetable.docx
+++ b/SARA HAYAT_timetable.docx
@@ -7,7 +7,12 @@
         <w:pStyle w:val="Title"/>
       </w:pPr>
       <w:r>
-        <w:t>Teacher Timetable - SARA HAYAT</w:t>
+        <w:t>Teacher Timetable — SARA HAYAT</w:t>
+      </w:r>
+    </w:p>
+    <w:p>
+      <w:r>
+        <w:t>Total Weekly Periods: 24</w:t>
       </w:r>
     </w:p>
     <w:tbl>
@@ -17,17 +22,19 @@
         <w:tblLook w:firstColumn="1" w:firstRow="1" w:lastColumn="0" w:lastRow="0" w:noHBand="0" w:noVBand="1" w:val="04A0"/>
       </w:tblPr>
       <w:tblGrid>
-        <w:gridCol w:w="1440"/>
-        <w:gridCol w:w="1440"/>
-        <w:gridCol w:w="1440"/>
-        <w:gridCol w:w="1440"/>
-        <w:gridCol w:w="1440"/>
-        <w:gridCol w:w="1440"/>
+        <w:gridCol w:w="1080"/>
+        <w:gridCol w:w="1080"/>
+        <w:gridCol w:w="1080"/>
+        <w:gridCol w:w="1080"/>
+        <w:gridCol w:w="1080"/>
+        <w:gridCol w:w="1080"/>
+        <w:gridCol w:w="1080"/>
+        <w:gridCol w:w="1080"/>
       </w:tblGrid>
       <w:tr>
         <w:tc>
           <w:tcPr>
-            <w:tcW w:type="dxa" w:w="1440"/>
+            <w:tcW w:type="dxa" w:w="1080"/>
           </w:tcPr>
           <w:p>
             <w:r>
@@ -37,51 +44,71 @@
         </w:tc>
         <w:tc>
           <w:tcPr>
-            <w:tcW w:type="dxa" w:w="1440"/>
+            <w:tcW w:type="dxa" w:w="1080"/>
           </w:tcPr>
           <w:p>
             <w:r>
-              <w:t>Monday</w:t>
+              <w:t>Mon-Thu Time</w:t>
             </w:r>
           </w:p>
         </w:tc>
         <w:tc>
           <w:tcPr>
-            <w:tcW w:type="dxa" w:w="1440"/>
+            <w:tcW w:type="dxa" w:w="1080"/>
           </w:tcPr>
           <w:p>
             <w:r>
-              <w:t>Tuesday</w:t>
+              <w:t>Mon</w:t>
             </w:r>
           </w:p>
         </w:tc>
         <w:tc>
           <w:tcPr>
-            <w:tcW w:type="dxa" w:w="1440"/>
+            <w:tcW w:type="dxa" w:w="1080"/>
           </w:tcPr>
           <w:p>
             <w:r>
-              <w:t>Wednesday</w:t>
+              <w:t>Tue</w:t>
             </w:r>
           </w:p>
         </w:tc>
         <w:tc>
           <w:tcPr>
-            <w:tcW w:type="dxa" w:w="1440"/>
+            <w:tcW w:type="dxa" w:w="1080"/>
           </w:tcPr>
           <w:p>
             <w:r>
-              <w:t>Thursday</w:t>
+              <w:t>Wed</w:t>
             </w:r>
           </w:p>
         </w:tc>
         <w:tc>
           <w:tcPr>
-            <w:tcW w:type="dxa" w:w="1440"/>
+            <w:tcW w:type="dxa" w:w="1080"/>
           </w:tcPr>
           <w:p>
             <w:r>
-              <w:t>Friday</w:t>
+              <w:t>Thu</w:t>
+            </w:r>
+          </w:p>
+        </w:tc>
+        <w:tc>
+          <w:tcPr>
+            <w:tcW w:type="dxa" w:w="1080"/>
+          </w:tcPr>
+          <w:p>
+            <w:r>
+              <w:t>Fri</w:t>
+            </w:r>
+          </w:p>
+        </w:tc>
+        <w:tc>
+          <w:tcPr>
+            <w:tcW w:type="dxa" w:w="1080"/>
+          </w:tcPr>
+          <w:p>
+            <w:r>
+              <w:t>Fri Time</w:t>
             </w:r>
           </w:p>
         </w:tc>
@@ -89,7 +116,7 @@
       <w:tr>
         <w:tc>
           <w:tcPr>
-            <w:tcW w:type="dxa" w:w="1440"/>
+            <w:tcW w:type="dxa" w:w="1080"/>
           </w:tcPr>
           <w:p>
             <w:r>
@@ -99,7 +126,17 @@
         </w:tc>
         <w:tc>
           <w:tcPr>
-            <w:tcW w:type="dxa" w:w="1440"/>
+            <w:tcW w:type="dxa" w:w="1080"/>
+          </w:tcPr>
+          <w:p>
+            <w:r>
+              <w:t>8:00-8:50</w:t>
+            </w:r>
+          </w:p>
+        </w:tc>
+        <w:tc>
+          <w:tcPr>
+            <w:tcW w:type="dxa" w:w="1080"/>
           </w:tcPr>
           <w:p>
             <w:r/>
@@ -107,7 +144,7 @@
         </w:tc>
         <w:tc>
           <w:tcPr>
-            <w:tcW w:type="dxa" w:w="1440"/>
+            <w:tcW w:type="dxa" w:w="1080"/>
           </w:tcPr>
           <w:p>
             <w:r>
@@ -119,7 +156,7 @@
         </w:tc>
         <w:tc>
           <w:tcPr>
-            <w:tcW w:type="dxa" w:w="1440"/>
+            <w:tcW w:type="dxa" w:w="1080"/>
           </w:tcPr>
           <w:p>
             <w:r>
@@ -131,7 +168,7 @@
         </w:tc>
         <w:tc>
           <w:tcPr>
-            <w:tcW w:type="dxa" w:w="1440"/>
+            <w:tcW w:type="dxa" w:w="1080"/>
           </w:tcPr>
           <w:p>
             <w:r>
@@ -143,7 +180,7 @@
         </w:tc>
         <w:tc>
           <w:tcPr>
-            <w:tcW w:type="dxa" w:w="1440"/>
+            <w:tcW w:type="dxa" w:w="1080"/>
           </w:tcPr>
           <w:p>
             <w:r>
@@ -153,11 +190,21 @@
             </w:r>
           </w:p>
         </w:tc>
+        <w:tc>
+          <w:tcPr>
+            <w:tcW w:type="dxa" w:w="1080"/>
+          </w:tcPr>
+          <w:p>
+            <w:r>
+              <w:t>8:00-8:40</w:t>
+            </w:r>
+          </w:p>
+        </w:tc>
       </w:tr>
       <w:tr>
         <w:tc>
           <w:tcPr>
-            <w:tcW w:type="dxa" w:w="1440"/>
+            <w:tcW w:type="dxa" w:w="1080"/>
           </w:tcPr>
           <w:p>
             <w:r>
@@ -167,7 +214,17 @@
         </w:tc>
         <w:tc>
           <w:tcPr>
-            <w:tcW w:type="dxa" w:w="1440"/>
+            <w:tcW w:type="dxa" w:w="1080"/>
+          </w:tcPr>
+          <w:p>
+            <w:r>
+              <w:t>8:50-9:30</w:t>
+            </w:r>
+          </w:p>
+        </w:tc>
+        <w:tc>
+          <w:tcPr>
+            <w:tcW w:type="dxa" w:w="1080"/>
           </w:tcPr>
           <w:p>
             <w:r/>
@@ -175,7 +232,7 @@
         </w:tc>
         <w:tc>
           <w:tcPr>
-            <w:tcW w:type="dxa" w:w="1440"/>
+            <w:tcW w:type="dxa" w:w="1080"/>
           </w:tcPr>
           <w:p>
             <w:r>
@@ -187,7 +244,7 @@
         </w:tc>
         <w:tc>
           <w:tcPr>
-            <w:tcW w:type="dxa" w:w="1440"/>
+            <w:tcW w:type="dxa" w:w="1080"/>
           </w:tcPr>
           <w:p>
             <w:r>
@@ -199,7 +256,7 @@
         </w:tc>
         <w:tc>
           <w:tcPr>
-            <w:tcW w:type="dxa" w:w="1440"/>
+            <w:tcW w:type="dxa" w:w="1080"/>
           </w:tcPr>
           <w:p>
             <w:r>
@@ -211,7 +268,7 @@
         </w:tc>
         <w:tc>
           <w:tcPr>
-            <w:tcW w:type="dxa" w:w="1440"/>
+            <w:tcW w:type="dxa" w:w="1080"/>
           </w:tcPr>
           <w:p>
             <w:r>
@@ -221,11 +278,21 @@
             </w:r>
           </w:p>
         </w:tc>
+        <w:tc>
+          <w:tcPr>
+            <w:tcW w:type="dxa" w:w="1080"/>
+          </w:tcPr>
+          <w:p>
+            <w:r>
+              <w:t>8:40-9:15</w:t>
+            </w:r>
+          </w:p>
+        </w:tc>
       </w:tr>
       <w:tr>
         <w:tc>
           <w:tcPr>
-            <w:tcW w:type="dxa" w:w="1440"/>
+            <w:tcW w:type="dxa" w:w="1080"/>
           </w:tcPr>
           <w:p>
             <w:r>
@@ -235,7 +302,17 @@
         </w:tc>
         <w:tc>
           <w:tcPr>
-            <w:tcW w:type="dxa" w:w="1440"/>
+            <w:tcW w:type="dxa" w:w="1080"/>
+          </w:tcPr>
+          <w:p>
+            <w:r>
+              <w:t>9:30-10:10</w:t>
+            </w:r>
+          </w:p>
+        </w:tc>
+        <w:tc>
+          <w:tcPr>
+            <w:tcW w:type="dxa" w:w="1080"/>
           </w:tcPr>
           <w:p>
             <w:r>
@@ -247,7 +324,7 @@
         </w:tc>
         <w:tc>
           <w:tcPr>
-            <w:tcW w:type="dxa" w:w="1440"/>
+            <w:tcW w:type="dxa" w:w="1080"/>
           </w:tcPr>
           <w:p>
             <w:r/>
@@ -255,7 +332,7 @@
         </w:tc>
         <w:tc>
           <w:tcPr>
-            <w:tcW w:type="dxa" w:w="1440"/>
+            <w:tcW w:type="dxa" w:w="1080"/>
           </w:tcPr>
           <w:p>
             <w:r>
@@ -267,7 +344,7 @@
         </w:tc>
         <w:tc>
           <w:tcPr>
-            <w:tcW w:type="dxa" w:w="1440"/>
+            <w:tcW w:type="dxa" w:w="1080"/>
           </w:tcPr>
           <w:p>
             <w:r/>
@@ -275,17 +352,27 @@
         </w:tc>
         <w:tc>
           <w:tcPr>
-            <w:tcW w:type="dxa" w:w="1440"/>
+            <w:tcW w:type="dxa" w:w="1080"/>
           </w:tcPr>
           <w:p>
             <w:r/>
+          </w:p>
+        </w:tc>
+        <w:tc>
+          <w:tcPr>
+            <w:tcW w:type="dxa" w:w="1080"/>
+          </w:tcPr>
+          <w:p>
+            <w:r>
+              <w:t>9:15-9:50</w:t>
+            </w:r>
           </w:p>
         </w:tc>
       </w:tr>
       <w:tr>
         <w:tc>
           <w:tcPr>
-            <w:tcW w:type="dxa" w:w="1440"/>
+            <w:tcW w:type="dxa" w:w="1080"/>
           </w:tcPr>
           <w:p>
             <w:r>
@@ -295,7 +382,17 @@
         </w:tc>
         <w:tc>
           <w:tcPr>
-            <w:tcW w:type="dxa" w:w="1440"/>
+            <w:tcW w:type="dxa" w:w="1080"/>
+          </w:tcPr>
+          <w:p>
+            <w:r>
+              <w:t>10:10-10:50</w:t>
+            </w:r>
+          </w:p>
+        </w:tc>
+        <w:tc>
+          <w:tcPr>
+            <w:tcW w:type="dxa" w:w="1080"/>
           </w:tcPr>
           <w:p>
             <w:r>
@@ -307,7 +404,7 @@
         </w:tc>
         <w:tc>
           <w:tcPr>
-            <w:tcW w:type="dxa" w:w="1440"/>
+            <w:tcW w:type="dxa" w:w="1080"/>
           </w:tcPr>
           <w:p>
             <w:r>
@@ -319,7 +416,7 @@
         </w:tc>
         <w:tc>
           <w:tcPr>
-            <w:tcW w:type="dxa" w:w="1440"/>
+            <w:tcW w:type="dxa" w:w="1080"/>
           </w:tcPr>
           <w:p>
             <w:r/>
@@ -327,7 +424,7 @@
         </w:tc>
         <w:tc>
           <w:tcPr>
-            <w:tcW w:type="dxa" w:w="1440"/>
+            <w:tcW w:type="dxa" w:w="1080"/>
           </w:tcPr>
           <w:p>
             <w:r>
@@ -339,7 +436,7 @@
         </w:tc>
         <w:tc>
           <w:tcPr>
-            <w:tcW w:type="dxa" w:w="1440"/>
+            <w:tcW w:type="dxa" w:w="1080"/>
           </w:tcPr>
           <w:p>
             <w:r>
@@ -349,11 +446,21 @@
             </w:r>
           </w:p>
         </w:tc>
+        <w:tc>
+          <w:tcPr>
+            <w:tcW w:type="dxa" w:w="1080"/>
+          </w:tcPr>
+          <w:p>
+            <w:r>
+              <w:t>9:50-10:25</w:t>
+            </w:r>
+          </w:p>
+        </w:tc>
       </w:tr>
       <w:tr>
         <w:tc>
           <w:tcPr>
-            <w:tcW w:type="dxa" w:w="1440"/>
+            <w:tcW w:type="dxa" w:w="1080"/>
           </w:tcPr>
           <w:p>
             <w:r>
@@ -363,7 +470,17 @@
         </w:tc>
         <w:tc>
           <w:tcPr>
-            <w:tcW w:type="dxa" w:w="1440"/>
+            <w:tcW w:type="dxa" w:w="1080"/>
+          </w:tcPr>
+          <w:p>
+            <w:r>
+              <w:t>10:50-11:30</w:t>
+            </w:r>
+          </w:p>
+        </w:tc>
+        <w:tc>
+          <w:tcPr>
+            <w:tcW w:type="dxa" w:w="1080"/>
           </w:tcPr>
           <w:p>
             <w:r>
@@ -375,7 +492,7 @@
         </w:tc>
         <w:tc>
           <w:tcPr>
-            <w:tcW w:type="dxa" w:w="1440"/>
+            <w:tcW w:type="dxa" w:w="1080"/>
           </w:tcPr>
           <w:p>
             <w:r>
@@ -387,7 +504,7 @@
         </w:tc>
         <w:tc>
           <w:tcPr>
-            <w:tcW w:type="dxa" w:w="1440"/>
+            <w:tcW w:type="dxa" w:w="1080"/>
           </w:tcPr>
           <w:p>
             <w:r/>
@@ -395,7 +512,7 @@
         </w:tc>
         <w:tc>
           <w:tcPr>
-            <w:tcW w:type="dxa" w:w="1440"/>
+            <w:tcW w:type="dxa" w:w="1080"/>
           </w:tcPr>
           <w:p>
             <w:r>
@@ -407,7 +524,81 @@
         </w:tc>
         <w:tc>
           <w:tcPr>
-            <w:tcW w:type="dxa" w:w="1440"/>
+            <w:tcW w:type="dxa" w:w="1080"/>
+          </w:tcPr>
+          <w:p>
+            <w:r>
+              <w:t>Lunch</w:t>
+            </w:r>
+          </w:p>
+        </w:tc>
+        <w:tc>
+          <w:tcPr>
+            <w:tcW w:type="dxa" w:w="1080"/>
+          </w:tcPr>
+          <w:p>
+            <w:r>
+              <w:t>10:55-11:35</w:t>
+            </w:r>
+          </w:p>
+        </w:tc>
+      </w:tr>
+      <w:tr>
+        <w:tc>
+          <w:tcPr>
+            <w:tcW w:type="dxa" w:w="1080"/>
+          </w:tcPr>
+          <w:p>
+            <w:r>
+              <w:t>Lunch</w:t>
+            </w:r>
+          </w:p>
+        </w:tc>
+        <w:tc>
+          <w:tcPr>
+            <w:tcW w:type="dxa" w:w="1080"/>
+          </w:tcPr>
+          <w:p>
+            <w:r>
+              <w:t>11:30-12:00</w:t>
+            </w:r>
+          </w:p>
+        </w:tc>
+        <w:tc>
+          <w:tcPr>
+            <w:tcW w:type="dxa" w:w="1080"/>
+          </w:tcPr>
+          <w:p>
+            <w:r/>
+          </w:p>
+        </w:tc>
+        <w:tc>
+          <w:tcPr>
+            <w:tcW w:type="dxa" w:w="1080"/>
+          </w:tcPr>
+          <w:p>
+            <w:r/>
+          </w:p>
+        </w:tc>
+        <w:tc>
+          <w:tcPr>
+            <w:tcW w:type="dxa" w:w="1080"/>
+          </w:tcPr>
+          <w:p>
+            <w:r/>
+          </w:p>
+        </w:tc>
+        <w:tc>
+          <w:tcPr>
+            <w:tcW w:type="dxa" w:w="1080"/>
+          </w:tcPr>
+          <w:p>
+            <w:r/>
+          </w:p>
+        </w:tc>
+        <w:tc>
+          <w:tcPr>
+            <w:tcW w:type="dxa" w:w="1080"/>
           </w:tcPr>
           <w:p>
             <w:r>
@@ -417,63 +608,21 @@
             </w:r>
           </w:p>
         </w:tc>
-      </w:tr>
-      <w:tr>
         <w:tc>
           <w:tcPr>
-            <w:tcW w:type="dxa" w:w="1440"/>
+            <w:tcW w:type="dxa" w:w="1080"/>
           </w:tcPr>
           <w:p>
             <w:r>
-              <w:t>Lunch</w:t>
+              <w:t>10:25-10:55</w:t>
             </w:r>
-          </w:p>
-        </w:tc>
-        <w:tc>
-          <w:tcPr>
-            <w:tcW w:type="dxa" w:w="1440"/>
-          </w:tcPr>
-          <w:p>
-            <w:r/>
-          </w:p>
-        </w:tc>
-        <w:tc>
-          <w:tcPr>
-            <w:tcW w:type="dxa" w:w="1440"/>
-          </w:tcPr>
-          <w:p>
-            <w:r/>
-          </w:p>
-        </w:tc>
-        <w:tc>
-          <w:tcPr>
-            <w:tcW w:type="dxa" w:w="1440"/>
-          </w:tcPr>
-          <w:p>
-            <w:r/>
-          </w:p>
-        </w:tc>
-        <w:tc>
-          <w:tcPr>
-            <w:tcW w:type="dxa" w:w="1440"/>
-          </w:tcPr>
-          <w:p>
-            <w:r/>
-          </w:p>
-        </w:tc>
-        <w:tc>
-          <w:tcPr>
-            <w:tcW w:type="dxa" w:w="1440"/>
-          </w:tcPr>
-          <w:p>
-            <w:r/>
           </w:p>
         </w:tc>
       </w:tr>
       <w:tr>
         <w:tc>
           <w:tcPr>
-            <w:tcW w:type="dxa" w:w="1440"/>
+            <w:tcW w:type="dxa" w:w="1080"/>
           </w:tcPr>
           <w:p>
             <w:r>
@@ -483,7 +632,17 @@
         </w:tc>
         <w:tc>
           <w:tcPr>
-            <w:tcW w:type="dxa" w:w="1440"/>
+            <w:tcW w:type="dxa" w:w="1080"/>
+          </w:tcPr>
+          <w:p>
+            <w:r>
+              <w:t>12:00-12:40</w:t>
+            </w:r>
+          </w:p>
+        </w:tc>
+        <w:tc>
+          <w:tcPr>
+            <w:tcW w:type="dxa" w:w="1080"/>
           </w:tcPr>
           <w:p>
             <w:r>
@@ -495,7 +654,7 @@
         </w:tc>
         <w:tc>
           <w:tcPr>
-            <w:tcW w:type="dxa" w:w="1440"/>
+            <w:tcW w:type="dxa" w:w="1080"/>
           </w:tcPr>
           <w:p>
             <w:r/>
@@ -503,7 +662,7 @@
         </w:tc>
         <w:tc>
           <w:tcPr>
-            <w:tcW w:type="dxa" w:w="1440"/>
+            <w:tcW w:type="dxa" w:w="1080"/>
           </w:tcPr>
           <w:p>
             <w:r/>
@@ -511,7 +670,7 @@
         </w:tc>
         <w:tc>
           <w:tcPr>
-            <w:tcW w:type="dxa" w:w="1440"/>
+            <w:tcW w:type="dxa" w:w="1080"/>
           </w:tcPr>
           <w:p>
             <w:r/>
@@ -519,17 +678,27 @@
         </w:tc>
         <w:tc>
           <w:tcPr>
-            <w:tcW w:type="dxa" w:w="1440"/>
+            <w:tcW w:type="dxa" w:w="1080"/>
           </w:tcPr>
           <w:p>
             <w:r/>
+          </w:p>
+        </w:tc>
+        <w:tc>
+          <w:tcPr>
+            <w:tcW w:type="dxa" w:w="1080"/>
+          </w:tcPr>
+          <w:p>
+            <w:r>
+              <w:t>11:35-12:15</w:t>
+            </w:r>
           </w:p>
         </w:tc>
       </w:tr>
       <w:tr>
         <w:tc>
           <w:tcPr>
-            <w:tcW w:type="dxa" w:w="1440"/>
+            <w:tcW w:type="dxa" w:w="1080"/>
           </w:tcPr>
           <w:p>
             <w:r>
@@ -539,7 +708,17 @@
         </w:tc>
         <w:tc>
           <w:tcPr>
-            <w:tcW w:type="dxa" w:w="1440"/>
+            <w:tcW w:type="dxa" w:w="1080"/>
+          </w:tcPr>
+          <w:p>
+            <w:r>
+              <w:t>12:40-1:20</w:t>
+            </w:r>
+          </w:p>
+        </w:tc>
+        <w:tc>
+          <w:tcPr>
+            <w:tcW w:type="dxa" w:w="1080"/>
           </w:tcPr>
           <w:p>
             <w:r/>
@@ -547,7 +726,7 @@
         </w:tc>
         <w:tc>
           <w:tcPr>
-            <w:tcW w:type="dxa" w:w="1440"/>
+            <w:tcW w:type="dxa" w:w="1080"/>
           </w:tcPr>
           <w:p>
             <w:r/>
@@ -555,7 +734,7 @@
         </w:tc>
         <w:tc>
           <w:tcPr>
-            <w:tcW w:type="dxa" w:w="1440"/>
+            <w:tcW w:type="dxa" w:w="1080"/>
           </w:tcPr>
           <w:p>
             <w:r>
@@ -567,7 +746,7 @@
         </w:tc>
         <w:tc>
           <w:tcPr>
-            <w:tcW w:type="dxa" w:w="1440"/>
+            <w:tcW w:type="dxa" w:w="1080"/>
           </w:tcPr>
           <w:p>
             <w:r/>
@@ -575,7 +754,15 @@
         </w:tc>
         <w:tc>
           <w:tcPr>
-            <w:tcW w:type="dxa" w:w="1440"/>
+            <w:tcW w:type="dxa" w:w="1080"/>
+          </w:tcPr>
+          <w:p>
+            <w:r/>
+          </w:p>
+        </w:tc>
+        <w:tc>
+          <w:tcPr>
+            <w:tcW w:type="dxa" w:w="1080"/>
           </w:tcPr>
           <w:p>
             <w:r/>
@@ -585,7 +772,7 @@
       <w:tr>
         <w:tc>
           <w:tcPr>
-            <w:tcW w:type="dxa" w:w="1440"/>
+            <w:tcW w:type="dxa" w:w="1080"/>
           </w:tcPr>
           <w:p>
             <w:r>
@@ -595,7 +782,17 @@
         </w:tc>
         <w:tc>
           <w:tcPr>
-            <w:tcW w:type="dxa" w:w="1440"/>
+            <w:tcW w:type="dxa" w:w="1080"/>
+          </w:tcPr>
+          <w:p>
+            <w:r>
+              <w:t>1:20-2:00</w:t>
+            </w:r>
+          </w:p>
+        </w:tc>
+        <w:tc>
+          <w:tcPr>
+            <w:tcW w:type="dxa" w:w="1080"/>
           </w:tcPr>
           <w:p>
             <w:r>
@@ -607,7 +804,7 @@
         </w:tc>
         <w:tc>
           <w:tcPr>
-            <w:tcW w:type="dxa" w:w="1440"/>
+            <w:tcW w:type="dxa" w:w="1080"/>
           </w:tcPr>
           <w:p>
             <w:r>
@@ -619,7 +816,7 @@
         </w:tc>
         <w:tc>
           <w:tcPr>
-            <w:tcW w:type="dxa" w:w="1440"/>
+            <w:tcW w:type="dxa" w:w="1080"/>
           </w:tcPr>
           <w:p>
             <w:r>
@@ -631,7 +828,7 @@
         </w:tc>
         <w:tc>
           <w:tcPr>
-            <w:tcW w:type="dxa" w:w="1440"/>
+            <w:tcW w:type="dxa" w:w="1080"/>
           </w:tcPr>
           <w:p>
             <w:r>
@@ -643,7 +840,15 @@
         </w:tc>
         <w:tc>
           <w:tcPr>
-            <w:tcW w:type="dxa" w:w="1440"/>
+            <w:tcW w:type="dxa" w:w="1080"/>
+          </w:tcPr>
+          <w:p>
+            <w:r/>
+          </w:p>
+        </w:tc>
+        <w:tc>
+          <w:tcPr>
+            <w:tcW w:type="dxa" w:w="1080"/>
           </w:tcPr>
           <w:p>
             <w:r/>

--- a/SARA HAYAT_timetable.docx
+++ b/SARA HAYAT_timetable.docx
@@ -22,92 +22,116 @@
         <w:tblLook w:firstColumn="1" w:firstRow="1" w:lastColumn="0" w:lastRow="0" w:noHBand="0" w:noVBand="1" w:val="04A0"/>
       </w:tblPr>
       <w:tblGrid>
-        <w:gridCol w:w="1080"/>
-        <w:gridCol w:w="1080"/>
-        <w:gridCol w:w="1080"/>
-        <w:gridCol w:w="1080"/>
-        <w:gridCol w:w="1080"/>
-        <w:gridCol w:w="1080"/>
-        <w:gridCol w:w="1080"/>
-        <w:gridCol w:w="1080"/>
+        <w:gridCol w:w="1530"/>
+        <w:gridCol w:w="1530"/>
+        <w:gridCol w:w="1530"/>
+        <w:gridCol w:w="1530"/>
+        <w:gridCol w:w="1530"/>
+        <w:gridCol w:w="1530"/>
+        <w:gridCol w:w="1530"/>
+        <w:gridCol w:w="1530"/>
       </w:tblGrid>
       <w:tr>
         <w:tc>
           <w:tcPr>
-            <w:tcW w:type="dxa" w:w="1080"/>
+            <w:tcW w:type="dxa" w:w="1530"/>
           </w:tcPr>
           <w:p>
             <w:r>
+              <w:rPr>
+                <w:b/>
+              </w:rPr>
               <w:t>Period</w:t>
             </w:r>
           </w:p>
         </w:tc>
         <w:tc>
           <w:tcPr>
-            <w:tcW w:type="dxa" w:w="1080"/>
+            <w:tcW w:type="dxa" w:w="1530"/>
           </w:tcPr>
           <w:p>
             <w:r>
-              <w:t>Mon-Thu Time</w:t>
+              <w:rPr>
+                <w:b/>
+              </w:rPr>
+              <w:t>Mon-Wed Time</w:t>
             </w:r>
           </w:p>
         </w:tc>
         <w:tc>
           <w:tcPr>
-            <w:tcW w:type="dxa" w:w="1080"/>
+            <w:tcW w:type="dxa" w:w="1530"/>
           </w:tcPr>
           <w:p>
             <w:r>
+              <w:rPr>
+                <w:b/>
+              </w:rPr>
               <w:t>Mon</w:t>
             </w:r>
           </w:p>
         </w:tc>
         <w:tc>
           <w:tcPr>
-            <w:tcW w:type="dxa" w:w="1080"/>
+            <w:tcW w:type="dxa" w:w="1530"/>
           </w:tcPr>
           <w:p>
             <w:r>
+              <w:rPr>
+                <w:b/>
+              </w:rPr>
               <w:t>Tue</w:t>
             </w:r>
           </w:p>
         </w:tc>
         <w:tc>
           <w:tcPr>
-            <w:tcW w:type="dxa" w:w="1080"/>
+            <w:tcW w:type="dxa" w:w="1530"/>
           </w:tcPr>
           <w:p>
             <w:r>
+              <w:rPr>
+                <w:b/>
+              </w:rPr>
               <w:t>Wed</w:t>
             </w:r>
           </w:p>
         </w:tc>
         <w:tc>
           <w:tcPr>
-            <w:tcW w:type="dxa" w:w="1080"/>
+            <w:tcW w:type="dxa" w:w="1530"/>
           </w:tcPr>
           <w:p>
             <w:r>
+              <w:rPr>
+                <w:b/>
+              </w:rPr>
               <w:t>Thu</w:t>
             </w:r>
           </w:p>
         </w:tc>
         <w:tc>
           <w:tcPr>
-            <w:tcW w:type="dxa" w:w="1080"/>
+            <w:tcW w:type="dxa" w:w="1530"/>
           </w:tcPr>
           <w:p>
             <w:r>
+              <w:rPr>
+                <w:b/>
+              </w:rPr>
               <w:t>Fri</w:t>
             </w:r>
           </w:p>
         </w:tc>
         <w:tc>
           <w:tcPr>
-            <w:tcW w:type="dxa" w:w="1080"/>
+            <w:tcW w:type="dxa" w:w="1530"/>
           </w:tcPr>
           <w:p>
             <w:r>
+              <w:rPr>
+                <w:b/>
+              </w:rPr>
               <w:t>Fri Time</w:t>
             </w:r>
           </w:p>
@@ -116,7 +140,7 @@
       <w:tr>
         <w:tc>
           <w:tcPr>
-            <w:tcW w:type="dxa" w:w="1080"/>
+            <w:tcW w:type="dxa" w:w="1530"/>
           </w:tcPr>
           <w:p>
             <w:r>
@@ -126,7 +150,7 @@
         </w:tc>
         <w:tc>
           <w:tcPr>
-            <w:tcW w:type="dxa" w:w="1080"/>
+            <w:tcW w:type="dxa" w:w="1530"/>
           </w:tcPr>
           <w:p>
             <w:r>
@@ -136,15 +160,7 @@
         </w:tc>
         <w:tc>
           <w:tcPr>
-            <w:tcW w:type="dxa" w:w="1080"/>
-          </w:tcPr>
-          <w:p>
-            <w:r/>
-          </w:p>
-        </w:tc>
-        <w:tc>
-          <w:tcPr>
-            <w:tcW w:type="dxa" w:w="1080"/>
+            <w:tcW w:type="dxa" w:w="1530"/>
           </w:tcPr>
           <w:p>
             <w:r>
@@ -156,7 +172,7 @@
         </w:tc>
         <w:tc>
           <w:tcPr>
-            <w:tcW w:type="dxa" w:w="1080"/>
+            <w:tcW w:type="dxa" w:w="1530"/>
           </w:tcPr>
           <w:p>
             <w:r>
@@ -168,7 +184,7 @@
         </w:tc>
         <w:tc>
           <w:tcPr>
-            <w:tcW w:type="dxa" w:w="1080"/>
+            <w:tcW w:type="dxa" w:w="1530"/>
           </w:tcPr>
           <w:p>
             <w:r>
@@ -180,7 +196,7 @@
         </w:tc>
         <w:tc>
           <w:tcPr>
-            <w:tcW w:type="dxa" w:w="1080"/>
+            <w:tcW w:type="dxa" w:w="1530"/>
           </w:tcPr>
           <w:p>
             <w:r>
@@ -192,7 +208,15 @@
         </w:tc>
         <w:tc>
           <w:tcPr>
-            <w:tcW w:type="dxa" w:w="1080"/>
+            <w:tcW w:type="dxa" w:w="1530"/>
+          </w:tcPr>
+          <w:p>
+            <w:r/>
+          </w:p>
+        </w:tc>
+        <w:tc>
+          <w:tcPr>
+            <w:tcW w:type="dxa" w:w="1530"/>
           </w:tcPr>
           <w:p>
             <w:r>
@@ -204,7 +228,7 @@
       <w:tr>
         <w:tc>
           <w:tcPr>
-            <w:tcW w:type="dxa" w:w="1080"/>
+            <w:tcW w:type="dxa" w:w="1530"/>
           </w:tcPr>
           <w:p>
             <w:r>
@@ -214,7 +238,7 @@
         </w:tc>
         <w:tc>
           <w:tcPr>
-            <w:tcW w:type="dxa" w:w="1080"/>
+            <w:tcW w:type="dxa" w:w="1530"/>
           </w:tcPr>
           <w:p>
             <w:r>
@@ -224,7 +248,7 @@
         </w:tc>
         <w:tc>
           <w:tcPr>
-            <w:tcW w:type="dxa" w:w="1080"/>
+            <w:tcW w:type="dxa" w:w="1530"/>
           </w:tcPr>
           <w:p>
             <w:r/>
@@ -232,7 +256,155 @@
         </w:tc>
         <w:tc>
           <w:tcPr>
-            <w:tcW w:type="dxa" w:w="1080"/>
+            <w:tcW w:type="dxa" w:w="1530"/>
+          </w:tcPr>
+          <w:p>
+            <w:r>
+              <w:t>7B</w:t>
+              <w:br/>
+              <w:t>ENGLISH</w:t>
+            </w:r>
+          </w:p>
+        </w:tc>
+        <w:tc>
+          <w:tcPr>
+            <w:tcW w:type="dxa" w:w="1530"/>
+          </w:tcPr>
+          <w:p>
+            <w:r/>
+          </w:p>
+        </w:tc>
+        <w:tc>
+          <w:tcPr>
+            <w:tcW w:type="dxa" w:w="1530"/>
+          </w:tcPr>
+          <w:p>
+            <w:r/>
+          </w:p>
+        </w:tc>
+        <w:tc>
+          <w:tcPr>
+            <w:tcW w:type="dxa" w:w="1530"/>
+          </w:tcPr>
+          <w:p>
+            <w:r>
+              <w:t>6C</w:t>
+              <w:br/>
+              <w:t>ENGLISH</w:t>
+            </w:r>
+          </w:p>
+        </w:tc>
+        <w:tc>
+          <w:tcPr>
+            <w:tcW w:type="dxa" w:w="1530"/>
+          </w:tcPr>
+          <w:p>
+            <w:r>
+              <w:t>8:40-9:15</w:t>
+            </w:r>
+          </w:p>
+        </w:tc>
+      </w:tr>
+      <w:tr>
+        <w:tc>
+          <w:tcPr>
+            <w:tcW w:type="dxa" w:w="1530"/>
+          </w:tcPr>
+          <w:p>
+            <w:r>
+              <w:t>P3</w:t>
+            </w:r>
+          </w:p>
+        </w:tc>
+        <w:tc>
+          <w:tcPr>
+            <w:tcW w:type="dxa" w:w="1530"/>
+          </w:tcPr>
+          <w:p>
+            <w:r>
+              <w:t>9:30-10:10</w:t>
+            </w:r>
+          </w:p>
+        </w:tc>
+        <w:tc>
+          <w:tcPr>
+            <w:tcW w:type="dxa" w:w="1530"/>
+          </w:tcPr>
+          <w:p>
+            <w:r/>
+          </w:p>
+        </w:tc>
+        <w:tc>
+          <w:tcPr>
+            <w:tcW w:type="dxa" w:w="1530"/>
+          </w:tcPr>
+          <w:p>
+            <w:r/>
+          </w:p>
+        </w:tc>
+        <w:tc>
+          <w:tcPr>
+            <w:tcW w:type="dxa" w:w="1530"/>
+          </w:tcPr>
+          <w:p>
+            <w:r/>
+          </w:p>
+        </w:tc>
+        <w:tc>
+          <w:tcPr>
+            <w:tcW w:type="dxa" w:w="1530"/>
+          </w:tcPr>
+          <w:p>
+            <w:r/>
+          </w:p>
+        </w:tc>
+        <w:tc>
+          <w:tcPr>
+            <w:tcW w:type="dxa" w:w="1530"/>
+          </w:tcPr>
+          <w:p>
+            <w:r>
+              <w:t>7B</w:t>
+              <w:br/>
+              <w:t>ENGLISH</w:t>
+            </w:r>
+          </w:p>
+        </w:tc>
+        <w:tc>
+          <w:tcPr>
+            <w:tcW w:type="dxa" w:w="1530"/>
+          </w:tcPr>
+          <w:p>
+            <w:r>
+              <w:t>9:15-9:50</w:t>
+            </w:r>
+          </w:p>
+        </w:tc>
+      </w:tr>
+      <w:tr>
+        <w:tc>
+          <w:tcPr>
+            <w:tcW w:type="dxa" w:w="1530"/>
+          </w:tcPr>
+          <w:p>
+            <w:r>
+              <w:t>P4</w:t>
+            </w:r>
+          </w:p>
+        </w:tc>
+        <w:tc>
+          <w:tcPr>
+            <w:tcW w:type="dxa" w:w="1530"/>
+          </w:tcPr>
+          <w:p>
+            <w:r>
+              <w:t>10:10-10:50</w:t>
+            </w:r>
+          </w:p>
+        </w:tc>
+        <w:tc>
+          <w:tcPr>
+            <w:tcW w:type="dxa" w:w="1530"/>
           </w:tcPr>
           <w:p>
             <w:r>
@@ -244,7 +416,15 @@
         </w:tc>
         <w:tc>
           <w:tcPr>
-            <w:tcW w:type="dxa" w:w="1080"/>
+            <w:tcW w:type="dxa" w:w="1530"/>
+          </w:tcPr>
+          <w:p>
+            <w:r/>
+          </w:p>
+        </w:tc>
+        <w:tc>
+          <w:tcPr>
+            <w:tcW w:type="dxa" w:w="1530"/>
           </w:tcPr>
           <w:p>
             <w:r>
@@ -256,7 +436,231 @@
         </w:tc>
         <w:tc>
           <w:tcPr>
-            <w:tcW w:type="dxa" w:w="1080"/>
+            <w:tcW w:type="dxa" w:w="1530"/>
+          </w:tcPr>
+          <w:p>
+            <w:r>
+              <w:t>7B</w:t>
+              <w:br/>
+              <w:t>ENGLISH</w:t>
+            </w:r>
+          </w:p>
+        </w:tc>
+        <w:tc>
+          <w:tcPr>
+            <w:tcW w:type="dxa" w:w="1530"/>
+          </w:tcPr>
+          <w:p>
+            <w:r>
+              <w:t>6D</w:t>
+              <w:br/>
+              <w:t>ENGLISH</w:t>
+            </w:r>
+          </w:p>
+        </w:tc>
+        <w:tc>
+          <w:tcPr>
+            <w:tcW w:type="dxa" w:w="1530"/>
+          </w:tcPr>
+          <w:p>
+            <w:r>
+              <w:t>9:50-10:25</w:t>
+            </w:r>
+          </w:p>
+        </w:tc>
+      </w:tr>
+      <w:tr>
+        <w:tc>
+          <w:tcPr>
+            <w:tcW w:type="dxa" w:w="1530"/>
+          </w:tcPr>
+          <w:p>
+            <w:r>
+              <w:t>Lunch</w:t>
+            </w:r>
+          </w:p>
+        </w:tc>
+        <w:tc>
+          <w:tcPr>
+            <w:tcW w:type="dxa" w:w="1530"/>
+          </w:tcPr>
+          <w:p>
+            <w:r>
+              <w:t>10:50-11:20</w:t>
+            </w:r>
+          </w:p>
+        </w:tc>
+        <w:tc>
+          <w:tcPr>
+            <w:tcW w:type="dxa" w:w="1530"/>
+          </w:tcPr>
+          <w:p>
+            <w:r/>
+          </w:p>
+        </w:tc>
+        <w:tc>
+          <w:tcPr>
+            <w:tcW w:type="dxa" w:w="1530"/>
+          </w:tcPr>
+          <w:p>
+            <w:r/>
+          </w:p>
+        </w:tc>
+        <w:tc>
+          <w:tcPr>
+            <w:tcW w:type="dxa" w:w="1530"/>
+          </w:tcPr>
+          <w:p>
+            <w:r/>
+          </w:p>
+        </w:tc>
+        <w:tc>
+          <w:tcPr>
+            <w:tcW w:type="dxa" w:w="1530"/>
+          </w:tcPr>
+          <w:p>
+            <w:r/>
+          </w:p>
+        </w:tc>
+        <w:tc>
+          <w:tcPr>
+            <w:tcW w:type="dxa" w:w="1530"/>
+          </w:tcPr>
+          <w:p>
+            <w:r/>
+          </w:p>
+        </w:tc>
+        <w:tc>
+          <w:tcPr>
+            <w:tcW w:type="dxa" w:w="1530"/>
+          </w:tcPr>
+          <w:p>
+            <w:r>
+              <w:t>10:25-10:55</w:t>
+            </w:r>
+          </w:p>
+        </w:tc>
+      </w:tr>
+      <w:tr>
+        <w:tc>
+          <w:tcPr>
+            <w:tcW w:type="dxa" w:w="1530"/>
+          </w:tcPr>
+          <w:p>
+            <w:r>
+              <w:t>P5</w:t>
+            </w:r>
+          </w:p>
+        </w:tc>
+        <w:tc>
+          <w:tcPr>
+            <w:tcW w:type="dxa" w:w="1530"/>
+          </w:tcPr>
+          <w:p>
+            <w:r>
+              <w:t>11:20-12:00</w:t>
+            </w:r>
+          </w:p>
+        </w:tc>
+        <w:tc>
+          <w:tcPr>
+            <w:tcW w:type="dxa" w:w="1530"/>
+          </w:tcPr>
+          <w:p>
+            <w:r>
+              <w:t>6C</w:t>
+              <w:br/>
+              <w:t>ENGLISH</w:t>
+            </w:r>
+          </w:p>
+        </w:tc>
+        <w:tc>
+          <w:tcPr>
+            <w:tcW w:type="dxa" w:w="1530"/>
+          </w:tcPr>
+          <w:p>
+            <w:r>
+              <w:t>6C</w:t>
+              <w:br/>
+              <w:t>ENGLISH</w:t>
+            </w:r>
+          </w:p>
+        </w:tc>
+        <w:tc>
+          <w:tcPr>
+            <w:tcW w:type="dxa" w:w="1530"/>
+          </w:tcPr>
+          <w:p>
+            <w:r/>
+          </w:p>
+        </w:tc>
+        <w:tc>
+          <w:tcPr>
+            <w:tcW w:type="dxa" w:w="1530"/>
+          </w:tcPr>
+          <w:p>
+            <w:r>
+              <w:t>6C</w:t>
+              <w:br/>
+              <w:t>ENGLISH</w:t>
+            </w:r>
+          </w:p>
+        </w:tc>
+        <w:tc>
+          <w:tcPr>
+            <w:tcW w:type="dxa" w:w="1530"/>
+          </w:tcPr>
+          <w:p>
+            <w:r>
+              <w:t>8A</w:t>
+              <w:br/>
+              <w:t>ENGLISH</w:t>
+            </w:r>
+          </w:p>
+        </w:tc>
+        <w:tc>
+          <w:tcPr>
+            <w:tcW w:type="dxa" w:w="1530"/>
+          </w:tcPr>
+          <w:p>
+            <w:r>
+              <w:t>10:55-11:35</w:t>
+            </w:r>
+          </w:p>
+        </w:tc>
+      </w:tr>
+      <w:tr>
+        <w:tc>
+          <w:tcPr>
+            <w:tcW w:type="dxa" w:w="1530"/>
+          </w:tcPr>
+          <w:p>
+            <w:r>
+              <w:t>P6</w:t>
+            </w:r>
+          </w:p>
+        </w:tc>
+        <w:tc>
+          <w:tcPr>
+            <w:tcW w:type="dxa" w:w="1530"/>
+          </w:tcPr>
+          <w:p>
+            <w:r>
+              <w:t>12:00-12:40</w:t>
+            </w:r>
+          </w:p>
+        </w:tc>
+        <w:tc>
+          <w:tcPr>
+            <w:tcW w:type="dxa" w:w="1530"/>
+          </w:tcPr>
+          <w:p>
+            <w:r/>
+          </w:p>
+        </w:tc>
+        <w:tc>
+          <w:tcPr>
+            <w:tcW w:type="dxa" w:w="1530"/>
           </w:tcPr>
           <w:p>
             <w:r>
@@ -268,7 +672,91 @@
         </w:tc>
         <w:tc>
           <w:tcPr>
-            <w:tcW w:type="dxa" w:w="1080"/>
+            <w:tcW w:type="dxa" w:w="1530"/>
+          </w:tcPr>
+          <w:p>
+            <w:r>
+              <w:t>7B</w:t>
+              <w:br/>
+              <w:t>ENGLISH</w:t>
+            </w:r>
+          </w:p>
+        </w:tc>
+        <w:tc>
+          <w:tcPr>
+            <w:tcW w:type="dxa" w:w="1530"/>
+          </w:tcPr>
+          <w:p>
+            <w:r/>
+          </w:p>
+        </w:tc>
+        <w:tc>
+          <w:tcPr>
+            <w:tcW w:type="dxa" w:w="1530"/>
+          </w:tcPr>
+          <w:p>
+            <w:r/>
+          </w:p>
+        </w:tc>
+        <w:tc>
+          <w:tcPr>
+            <w:tcW w:type="dxa" w:w="1530"/>
+          </w:tcPr>
+          <w:p>
+            <w:r>
+              <w:t>11:35-12:15</w:t>
+            </w:r>
+          </w:p>
+        </w:tc>
+      </w:tr>
+      <w:tr>
+        <w:tc>
+          <w:tcPr>
+            <w:tcW w:type="dxa" w:w="1530"/>
+          </w:tcPr>
+          <w:p>
+            <w:r>
+              <w:t>P7</w:t>
+            </w:r>
+          </w:p>
+        </w:tc>
+        <w:tc>
+          <w:tcPr>
+            <w:tcW w:type="dxa" w:w="1530"/>
+          </w:tcPr>
+          <w:p>
+            <w:r>
+              <w:t>12:40-1:20</w:t>
+            </w:r>
+          </w:p>
+        </w:tc>
+        <w:tc>
+          <w:tcPr>
+            <w:tcW w:type="dxa" w:w="1530"/>
+          </w:tcPr>
+          <w:p>
+            <w:r>
+              <w:t>6D</w:t>
+              <w:br/>
+              <w:t>S.ST</w:t>
+            </w:r>
+          </w:p>
+        </w:tc>
+        <w:tc>
+          <w:tcPr>
+            <w:tcW w:type="dxa" w:w="1530"/>
+          </w:tcPr>
+          <w:p>
+            <w:r>
+              <w:t>6D</w:t>
+              <w:br/>
+              <w:t>ENGLISH</w:t>
+            </w:r>
+          </w:p>
+        </w:tc>
+        <w:tc>
+          <w:tcPr>
+            <w:tcW w:type="dxa" w:w="1530"/>
           </w:tcPr>
           <w:p>
             <w:r>
@@ -280,39 +768,57 @@
         </w:tc>
         <w:tc>
           <w:tcPr>
-            <w:tcW w:type="dxa" w:w="1080"/>
+            <w:tcW w:type="dxa" w:w="1530"/>
           </w:tcPr>
           <w:p>
             <w:r>
-              <w:t>8:40-9:15</w:t>
+              <w:t>6D</w:t>
+              <w:br/>
+              <w:t>S.ST</w:t>
             </w:r>
+          </w:p>
+        </w:tc>
+        <w:tc>
+          <w:tcPr>
+            <w:tcW w:type="dxa" w:w="1530"/>
+          </w:tcPr>
+          <w:p>
+            <w:r/>
+          </w:p>
+        </w:tc>
+        <w:tc>
+          <w:tcPr>
+            <w:tcW w:type="dxa" w:w="1530"/>
+          </w:tcPr>
+          <w:p>
+            <w:r/>
           </w:p>
         </w:tc>
       </w:tr>
       <w:tr>
         <w:tc>
           <w:tcPr>
-            <w:tcW w:type="dxa" w:w="1080"/>
+            <w:tcW w:type="dxa" w:w="1530"/>
           </w:tcPr>
           <w:p>
             <w:r>
-              <w:t>P3</w:t>
+              <w:t>P8</w:t>
             </w:r>
           </w:p>
         </w:tc>
         <w:tc>
           <w:tcPr>
-            <w:tcW w:type="dxa" w:w="1080"/>
+            <w:tcW w:type="dxa" w:w="1530"/>
           </w:tcPr>
           <w:p>
             <w:r>
-              <w:t>9:30-10:10</w:t>
+              <w:t>1:20-2:00</w:t>
             </w:r>
           </w:p>
         </w:tc>
         <w:tc>
           <w:tcPr>
-            <w:tcW w:type="dxa" w:w="1080"/>
+            <w:tcW w:type="dxa" w:w="1530"/>
           </w:tcPr>
           <w:p>
             <w:r>
@@ -324,7 +830,7 @@
         </w:tc>
         <w:tc>
           <w:tcPr>
-            <w:tcW w:type="dxa" w:w="1080"/>
+            <w:tcW w:type="dxa" w:w="1530"/>
           </w:tcPr>
           <w:p>
             <w:r/>
@@ -332,79 +838,7 @@
         </w:tc>
         <w:tc>
           <w:tcPr>
-            <w:tcW w:type="dxa" w:w="1080"/>
-          </w:tcPr>
-          <w:p>
-            <w:r>
-              <w:t>7B</w:t>
-              <w:br/>
-              <w:t>ENGLISH</w:t>
-            </w:r>
-          </w:p>
-        </w:tc>
-        <w:tc>
-          <w:tcPr>
-            <w:tcW w:type="dxa" w:w="1080"/>
-          </w:tcPr>
-          <w:p>
-            <w:r/>
-          </w:p>
-        </w:tc>
-        <w:tc>
-          <w:tcPr>
-            <w:tcW w:type="dxa" w:w="1080"/>
-          </w:tcPr>
-          <w:p>
-            <w:r/>
-          </w:p>
-        </w:tc>
-        <w:tc>
-          <w:tcPr>
-            <w:tcW w:type="dxa" w:w="1080"/>
-          </w:tcPr>
-          <w:p>
-            <w:r>
-              <w:t>9:15-9:50</w:t>
-            </w:r>
-          </w:p>
-        </w:tc>
-      </w:tr>
-      <w:tr>
-        <w:tc>
-          <w:tcPr>
-            <w:tcW w:type="dxa" w:w="1080"/>
-          </w:tcPr>
-          <w:p>
-            <w:r>
-              <w:t>P4</w:t>
-            </w:r>
-          </w:p>
-        </w:tc>
-        <w:tc>
-          <w:tcPr>
-            <w:tcW w:type="dxa" w:w="1080"/>
-          </w:tcPr>
-          <w:p>
-            <w:r>
-              <w:t>10:10-10:50</w:t>
-            </w:r>
-          </w:p>
-        </w:tc>
-        <w:tc>
-          <w:tcPr>
-            <w:tcW w:type="dxa" w:w="1080"/>
-          </w:tcPr>
-          <w:p>
-            <w:r>
-              <w:t>8A</w:t>
-              <w:br/>
-              <w:t>ENGLISH</w:t>
-            </w:r>
-          </w:p>
-        </w:tc>
-        <w:tc>
-          <w:tcPr>
-            <w:tcW w:type="dxa" w:w="1080"/>
+            <w:tcW w:type="dxa" w:w="1530"/>
           </w:tcPr>
           <w:p>
             <w:r>
@@ -416,15 +850,7 @@
         </w:tc>
         <w:tc>
           <w:tcPr>
-            <w:tcW w:type="dxa" w:w="1080"/>
-          </w:tcPr>
-          <w:p>
-            <w:r/>
-          </w:p>
-        </w:tc>
-        <w:tc>
-          <w:tcPr>
-            <w:tcW w:type="dxa" w:w="1080"/>
+            <w:tcW w:type="dxa" w:w="1530"/>
           </w:tcPr>
           <w:p>
             <w:r>
@@ -436,75 +862,7 @@
         </w:tc>
         <w:tc>
           <w:tcPr>
-            <w:tcW w:type="dxa" w:w="1080"/>
-          </w:tcPr>
-          <w:p>
-            <w:r>
-              <w:t>6D</w:t>
-              <w:br/>
-              <w:t>ENGLISH</w:t>
-            </w:r>
-          </w:p>
-        </w:tc>
-        <w:tc>
-          <w:tcPr>
-            <w:tcW w:type="dxa" w:w="1080"/>
-          </w:tcPr>
-          <w:p>
-            <w:r>
-              <w:t>9:50-10:25</w:t>
-            </w:r>
-          </w:p>
-        </w:tc>
-      </w:tr>
-      <w:tr>
-        <w:tc>
-          <w:tcPr>
-            <w:tcW w:type="dxa" w:w="1080"/>
-          </w:tcPr>
-          <w:p>
-            <w:r>
-              <w:t>P5</w:t>
-            </w:r>
-          </w:p>
-        </w:tc>
-        <w:tc>
-          <w:tcPr>
-            <w:tcW w:type="dxa" w:w="1080"/>
-          </w:tcPr>
-          <w:p>
-            <w:r>
-              <w:t>10:50-11:30</w:t>
-            </w:r>
-          </w:p>
-        </w:tc>
-        <w:tc>
-          <w:tcPr>
-            <w:tcW w:type="dxa" w:w="1080"/>
-          </w:tcPr>
-          <w:p>
-            <w:r>
-              <w:t>6C</w:t>
-              <w:br/>
-              <w:t>ENGLISH</w:t>
-            </w:r>
-          </w:p>
-        </w:tc>
-        <w:tc>
-          <w:tcPr>
-            <w:tcW w:type="dxa" w:w="1080"/>
-          </w:tcPr>
-          <w:p>
-            <w:r>
-              <w:t>6C</w:t>
-              <w:br/>
-              <w:t>ENGLISH</w:t>
-            </w:r>
-          </w:p>
-        </w:tc>
-        <w:tc>
-          <w:tcPr>
-            <w:tcW w:type="dxa" w:w="1080"/>
+            <w:tcW w:type="dxa" w:w="1530"/>
           </w:tcPr>
           <w:p>
             <w:r/>
@@ -512,343 +870,7 @@
         </w:tc>
         <w:tc>
           <w:tcPr>
-            <w:tcW w:type="dxa" w:w="1080"/>
-          </w:tcPr>
-          <w:p>
-            <w:r>
-              <w:t>6C</w:t>
-              <w:br/>
-              <w:t>ENGLISH</w:t>
-            </w:r>
-          </w:p>
-        </w:tc>
-        <w:tc>
-          <w:tcPr>
-            <w:tcW w:type="dxa" w:w="1080"/>
-          </w:tcPr>
-          <w:p>
-            <w:r>
-              <w:t>Lunch</w:t>
-            </w:r>
-          </w:p>
-        </w:tc>
-        <w:tc>
-          <w:tcPr>
-            <w:tcW w:type="dxa" w:w="1080"/>
-          </w:tcPr>
-          <w:p>
-            <w:r>
-              <w:t>10:55-11:35</w:t>
-            </w:r>
-          </w:p>
-        </w:tc>
-      </w:tr>
-      <w:tr>
-        <w:tc>
-          <w:tcPr>
-            <w:tcW w:type="dxa" w:w="1080"/>
-          </w:tcPr>
-          <w:p>
-            <w:r>
-              <w:t>Lunch</w:t>
-            </w:r>
-          </w:p>
-        </w:tc>
-        <w:tc>
-          <w:tcPr>
-            <w:tcW w:type="dxa" w:w="1080"/>
-          </w:tcPr>
-          <w:p>
-            <w:r>
-              <w:t>11:30-12:00</w:t>
-            </w:r>
-          </w:p>
-        </w:tc>
-        <w:tc>
-          <w:tcPr>
-            <w:tcW w:type="dxa" w:w="1080"/>
-          </w:tcPr>
-          <w:p>
-            <w:r/>
-          </w:p>
-        </w:tc>
-        <w:tc>
-          <w:tcPr>
-            <w:tcW w:type="dxa" w:w="1080"/>
-          </w:tcPr>
-          <w:p>
-            <w:r/>
-          </w:p>
-        </w:tc>
-        <w:tc>
-          <w:tcPr>
-            <w:tcW w:type="dxa" w:w="1080"/>
-          </w:tcPr>
-          <w:p>
-            <w:r/>
-          </w:p>
-        </w:tc>
-        <w:tc>
-          <w:tcPr>
-            <w:tcW w:type="dxa" w:w="1080"/>
-          </w:tcPr>
-          <w:p>
-            <w:r/>
-          </w:p>
-        </w:tc>
-        <w:tc>
-          <w:tcPr>
-            <w:tcW w:type="dxa" w:w="1080"/>
-          </w:tcPr>
-          <w:p>
-            <w:r>
-              <w:t>7B</w:t>
-              <w:br/>
-              <w:t>ENGLISH</w:t>
-            </w:r>
-          </w:p>
-        </w:tc>
-        <w:tc>
-          <w:tcPr>
-            <w:tcW w:type="dxa" w:w="1080"/>
-          </w:tcPr>
-          <w:p>
-            <w:r>
-              <w:t>10:25-10:55</w:t>
-            </w:r>
-          </w:p>
-        </w:tc>
-      </w:tr>
-      <w:tr>
-        <w:tc>
-          <w:tcPr>
-            <w:tcW w:type="dxa" w:w="1080"/>
-          </w:tcPr>
-          <w:p>
-            <w:r>
-              <w:t>P6</w:t>
-            </w:r>
-          </w:p>
-        </w:tc>
-        <w:tc>
-          <w:tcPr>
-            <w:tcW w:type="dxa" w:w="1080"/>
-          </w:tcPr>
-          <w:p>
-            <w:r>
-              <w:t>12:00-12:40</w:t>
-            </w:r>
-          </w:p>
-        </w:tc>
-        <w:tc>
-          <w:tcPr>
-            <w:tcW w:type="dxa" w:w="1080"/>
-          </w:tcPr>
-          <w:p>
-            <w:r>
-              <w:t>6D</w:t>
-              <w:br/>
-              <w:t>ENGLISH</w:t>
-            </w:r>
-          </w:p>
-        </w:tc>
-        <w:tc>
-          <w:tcPr>
-            <w:tcW w:type="dxa" w:w="1080"/>
-          </w:tcPr>
-          <w:p>
-            <w:r/>
-          </w:p>
-        </w:tc>
-        <w:tc>
-          <w:tcPr>
-            <w:tcW w:type="dxa" w:w="1080"/>
-          </w:tcPr>
-          <w:p>
-            <w:r/>
-          </w:p>
-        </w:tc>
-        <w:tc>
-          <w:tcPr>
-            <w:tcW w:type="dxa" w:w="1080"/>
-          </w:tcPr>
-          <w:p>
-            <w:r/>
-          </w:p>
-        </w:tc>
-        <w:tc>
-          <w:tcPr>
-            <w:tcW w:type="dxa" w:w="1080"/>
-          </w:tcPr>
-          <w:p>
-            <w:r/>
-          </w:p>
-        </w:tc>
-        <w:tc>
-          <w:tcPr>
-            <w:tcW w:type="dxa" w:w="1080"/>
-          </w:tcPr>
-          <w:p>
-            <w:r>
-              <w:t>11:35-12:15</w:t>
-            </w:r>
-          </w:p>
-        </w:tc>
-      </w:tr>
-      <w:tr>
-        <w:tc>
-          <w:tcPr>
-            <w:tcW w:type="dxa" w:w="1080"/>
-          </w:tcPr>
-          <w:p>
-            <w:r>
-              <w:t>P7</w:t>
-            </w:r>
-          </w:p>
-        </w:tc>
-        <w:tc>
-          <w:tcPr>
-            <w:tcW w:type="dxa" w:w="1080"/>
-          </w:tcPr>
-          <w:p>
-            <w:r>
-              <w:t>12:40-1:20</w:t>
-            </w:r>
-          </w:p>
-        </w:tc>
-        <w:tc>
-          <w:tcPr>
-            <w:tcW w:type="dxa" w:w="1080"/>
-          </w:tcPr>
-          <w:p>
-            <w:r/>
-          </w:p>
-        </w:tc>
-        <w:tc>
-          <w:tcPr>
-            <w:tcW w:type="dxa" w:w="1080"/>
-          </w:tcPr>
-          <w:p>
-            <w:r/>
-          </w:p>
-        </w:tc>
-        <w:tc>
-          <w:tcPr>
-            <w:tcW w:type="dxa" w:w="1080"/>
-          </w:tcPr>
-          <w:p>
-            <w:r>
-              <w:t>6C</w:t>
-              <w:br/>
-              <w:t>ENGLISH</w:t>
-            </w:r>
-          </w:p>
-        </w:tc>
-        <w:tc>
-          <w:tcPr>
-            <w:tcW w:type="dxa" w:w="1080"/>
-          </w:tcPr>
-          <w:p>
-            <w:r/>
-          </w:p>
-        </w:tc>
-        <w:tc>
-          <w:tcPr>
-            <w:tcW w:type="dxa" w:w="1080"/>
-          </w:tcPr>
-          <w:p>
-            <w:r/>
-          </w:p>
-        </w:tc>
-        <w:tc>
-          <w:tcPr>
-            <w:tcW w:type="dxa" w:w="1080"/>
-          </w:tcPr>
-          <w:p>
-            <w:r/>
-          </w:p>
-        </w:tc>
-      </w:tr>
-      <w:tr>
-        <w:tc>
-          <w:tcPr>
-            <w:tcW w:type="dxa" w:w="1080"/>
-          </w:tcPr>
-          <w:p>
-            <w:r>
-              <w:t>P8</w:t>
-            </w:r>
-          </w:p>
-        </w:tc>
-        <w:tc>
-          <w:tcPr>
-            <w:tcW w:type="dxa" w:w="1080"/>
-          </w:tcPr>
-          <w:p>
-            <w:r>
-              <w:t>1:20-2:00</w:t>
-            </w:r>
-          </w:p>
-        </w:tc>
-        <w:tc>
-          <w:tcPr>
-            <w:tcW w:type="dxa" w:w="1080"/>
-          </w:tcPr>
-          <w:p>
-            <w:r>
-              <w:t>7B</w:t>
-              <w:br/>
-              <w:t>ENGLISH</w:t>
-            </w:r>
-          </w:p>
-        </w:tc>
-        <w:tc>
-          <w:tcPr>
-            <w:tcW w:type="dxa" w:w="1080"/>
-          </w:tcPr>
-          <w:p>
-            <w:r>
-              <w:t>6D</w:t>
-              <w:br/>
-              <w:t>S.ST</w:t>
-            </w:r>
-          </w:p>
-        </w:tc>
-        <w:tc>
-          <w:tcPr>
-            <w:tcW w:type="dxa" w:w="1080"/>
-          </w:tcPr>
-          <w:p>
-            <w:r>
-              <w:t>6D</w:t>
-              <w:br/>
-              <w:t>S.ST</w:t>
-            </w:r>
-          </w:p>
-        </w:tc>
-        <w:tc>
-          <w:tcPr>
-            <w:tcW w:type="dxa" w:w="1080"/>
-          </w:tcPr>
-          <w:p>
-            <w:r>
-              <w:t>7B</w:t>
-              <w:br/>
-              <w:t>ENGLISH</w:t>
-            </w:r>
-          </w:p>
-        </w:tc>
-        <w:tc>
-          <w:tcPr>
-            <w:tcW w:type="dxa" w:w="1080"/>
-          </w:tcPr>
-          <w:p>
-            <w:r/>
-          </w:p>
-        </w:tc>
-        <w:tc>
-          <w:tcPr>
-            <w:tcW w:type="dxa" w:w="1080"/>
+            <w:tcW w:type="dxa" w:w="1530"/>
           </w:tcPr>
           <w:p>
             <w:r/>
@@ -857,7 +879,7 @@
       </w:tr>
     </w:tbl>
     <w:sectPr>
-      <w:pgSz w:w="12240" w:h="15840"/>
+      <w:pgSz w:w="15840" w:h="12240" w:orient="landscape"/>
       <w:pgMar w:top="1440" w:right="1800" w:bottom="1440" w:left="1800" w:header="720" w:footer="720" w:gutter="0"/>
       <w:cols w:space="720"/>
       <w:docGrid w:linePitch="360"/>

--- a/SARA HAYAT_timetable.docx
+++ b/SARA HAYAT_timetable.docx
@@ -251,7 +251,11 @@
             <w:tcW w:type="dxa" w:w="1530"/>
           </w:tcPr>
           <w:p>
-            <w:r/>
+            <w:r>
+              <w:t>7B</w:t>
+              <w:br/>
+              <w:t>ENGLISH</w:t>
+            </w:r>
           </w:p>
         </w:tc>
         <w:tc>
@@ -821,11 +825,7 @@
             <w:tcW w:type="dxa" w:w="1530"/>
           </w:tcPr>
           <w:p>
-            <w:r>
-              <w:t>7B</w:t>
-              <w:br/>
-              <w:t>ENGLISH</w:t>
-            </w:r>
+            <w:r/>
           </w:p>
         </w:tc>
         <w:tc>

--- a/SARA HAYAT_timetable.docx
+++ b/SARA HAYAT_timetable.docx
@@ -275,7 +275,11 @@
             <w:tcW w:type="dxa" w:w="1530"/>
           </w:tcPr>
           <w:p>
-            <w:r/>
+            <w:r>
+              <w:t>6D</w:t>
+              <w:br/>
+              <w:t>S.ST</w:t>
+            </w:r>
           </w:p>
         </w:tc>
         <w:tc>
@@ -841,11 +845,7 @@
             <w:tcW w:type="dxa" w:w="1530"/>
           </w:tcPr>
           <w:p>
-            <w:r>
-              <w:t>6D</w:t>
-              <w:br/>
-              <w:t>S.ST</w:t>
-            </w:r>
+            <w:r/>
           </w:p>
         </w:tc>
         <w:tc>

--- a/SARA HAYAT_timetable.docx
+++ b/SARA HAYAT_timetable.docx
@@ -211,7 +211,11 @@
             <w:tcW w:type="dxa" w:w="1530"/>
           </w:tcPr>
           <w:p>
-            <w:r/>
+            <w:r>
+              <w:t>6D</w:t>
+              <w:br/>
+              <w:t>ENGLISH</w:t>
+            </w:r>
           </w:p>
         </w:tc>
         <w:tc>
@@ -251,11 +255,7 @@
             <w:tcW w:type="dxa" w:w="1530"/>
           </w:tcPr>
           <w:p>
-            <w:r>
-              <w:t>7B</w:t>
-              <w:br/>
-              <w:t>ENGLISH</w:t>
-            </w:r>
+            <w:r/>
           </w:p>
         </w:tc>
         <w:tc>
@@ -263,11 +263,7 @@
             <w:tcW w:type="dxa" w:w="1530"/>
           </w:tcPr>
           <w:p>
-            <w:r>
-              <w:t>7B</w:t>
-              <w:br/>
-              <w:t>ENGLISH</w:t>
-            </w:r>
+            <w:r/>
           </w:p>
         </w:tc>
         <w:tc>
@@ -275,11 +271,7 @@
             <w:tcW w:type="dxa" w:w="1530"/>
           </w:tcPr>
           <w:p>
-            <w:r>
-              <w:t>6D</w:t>
-              <w:br/>
-              <w:t>S.ST</w:t>
-            </w:r>
+            <w:r/>
           </w:p>
         </w:tc>
         <w:tc>
@@ -296,7 +288,7 @@
           </w:tcPr>
           <w:p>
             <w:r>
-              <w:t>6C</w:t>
+              <w:t>8A</w:t>
               <w:br/>
               <w:t>ENGLISH</w:t>
             </w:r>
@@ -339,7 +331,11 @@
             <w:tcW w:type="dxa" w:w="1530"/>
           </w:tcPr>
           <w:p>
-            <w:r/>
+            <w:r>
+              <w:t>7B</w:t>
+              <w:br/>
+              <w:t>ENGLISH</w:t>
+            </w:r>
           </w:p>
         </w:tc>
         <w:tc>
@@ -347,7 +343,11 @@
             <w:tcW w:type="dxa" w:w="1530"/>
           </w:tcPr>
           <w:p>
-            <w:r/>
+            <w:r>
+              <w:t>6C</w:t>
+              <w:br/>
+              <w:t>ENGLISH</w:t>
+            </w:r>
           </w:p>
         </w:tc>
         <w:tc>
@@ -355,7 +355,11 @@
             <w:tcW w:type="dxa" w:w="1530"/>
           </w:tcPr>
           <w:p>
-            <w:r/>
+            <w:r>
+              <w:t>6D</w:t>
+              <w:br/>
+              <w:t>S.ST</w:t>
+            </w:r>
           </w:p>
         </w:tc>
         <w:tc>
@@ -363,7 +367,11 @@
             <w:tcW w:type="dxa" w:w="1530"/>
           </w:tcPr>
           <w:p>
-            <w:r/>
+            <w:r>
+              <w:t>6C</w:t>
+              <w:br/>
+              <w:t>ENGLISH</w:t>
+            </w:r>
           </w:p>
         </w:tc>
         <w:tc>
@@ -418,7 +426,7 @@
             <w:r>
               <w:t>6D</w:t>
               <w:br/>
-              <w:t>ENGLISH</w:t>
+              <w:t>S.ST</w:t>
             </w:r>
           </w:p>
         </w:tc>
@@ -428,18 +436,6 @@
           </w:tcPr>
           <w:p>
             <w:r/>
-          </w:p>
-        </w:tc>
-        <w:tc>
-          <w:tcPr>
-            <w:tcW w:type="dxa" w:w="1530"/>
-          </w:tcPr>
-          <w:p>
-            <w:r>
-              <w:t>6D</w:t>
-              <w:br/>
-              <w:t>ENGLISH</w:t>
-            </w:r>
           </w:p>
         </w:tc>
         <w:tc>
@@ -459,11 +455,15 @@
             <w:tcW w:type="dxa" w:w="1530"/>
           </w:tcPr>
           <w:p>
-            <w:r>
-              <w:t>6D</w:t>
-              <w:br/>
-              <w:t>ENGLISH</w:t>
-            </w:r>
+            <w:r/>
+          </w:p>
+        </w:tc>
+        <w:tc>
+          <w:tcPr>
+            <w:tcW w:type="dxa" w:w="1530"/>
+          </w:tcPr>
+          <w:p>
+            <w:r/>
           </w:p>
         </w:tc>
         <w:tc>
@@ -575,11 +575,7 @@
             <w:tcW w:type="dxa" w:w="1530"/>
           </w:tcPr>
           <w:p>
-            <w:r>
-              <w:t>6C</w:t>
-              <w:br/>
-              <w:t>ENGLISH</w:t>
-            </w:r>
+            <w:r/>
           </w:p>
         </w:tc>
         <w:tc>
@@ -588,7 +584,7 @@
           </w:tcPr>
           <w:p>
             <w:r>
-              <w:t>6C</w:t>
+              <w:t>6D</w:t>
               <w:br/>
               <w:t>ENGLISH</w:t>
             </w:r>
@@ -607,11 +603,7 @@
             <w:tcW w:type="dxa" w:w="1530"/>
           </w:tcPr>
           <w:p>
-            <w:r>
-              <w:t>6C</w:t>
-              <w:br/>
-              <w:t>ENGLISH</w:t>
-            </w:r>
+            <w:r/>
           </w:p>
         </w:tc>
         <w:tc>
@@ -619,11 +611,7 @@
             <w:tcW w:type="dxa" w:w="1530"/>
           </w:tcPr>
           <w:p>
-            <w:r>
-              <w:t>8A</w:t>
-              <w:br/>
-              <w:t>ENGLISH</w:t>
-            </w:r>
+            <w:r/>
           </w:p>
         </w:tc>
         <w:tc>
@@ -663,6 +651,18 @@
             <w:tcW w:type="dxa" w:w="1530"/>
           </w:tcPr>
           <w:p>
+            <w:r>
+              <w:t>6D</w:t>
+              <w:br/>
+              <w:t>ENGLISH</w:t>
+            </w:r>
+          </w:p>
+        </w:tc>
+        <w:tc>
+          <w:tcPr>
+            <w:tcW w:type="dxa" w:w="1530"/>
+          </w:tcPr>
+          <w:p>
             <w:r/>
           </w:p>
         </w:tc>
@@ -672,9 +672,9 @@
           </w:tcPr>
           <w:p>
             <w:r>
-              <w:t>6D</w:t>
+              <w:t>6C</w:t>
               <w:br/>
-              <w:t>S.ST</w:t>
+              <w:t>ENGLISH</w:t>
             </w:r>
           </w:p>
         </w:tc>
@@ -695,15 +695,11 @@
             <w:tcW w:type="dxa" w:w="1530"/>
           </w:tcPr>
           <w:p>
-            <w:r/>
-          </w:p>
-        </w:tc>
-        <w:tc>
-          <w:tcPr>
-            <w:tcW w:type="dxa" w:w="1530"/>
-          </w:tcPr>
-          <w:p>
-            <w:r/>
+            <w:r>
+              <w:t>6C</w:t>
+              <w:br/>
+              <w:t>ENGLISH</w:t>
+            </w:r>
           </w:p>
         </w:tc>
         <w:tc>
@@ -743,6 +739,14 @@
             <w:tcW w:type="dxa" w:w="1530"/>
           </w:tcPr>
           <w:p>
+            <w:r/>
+          </w:p>
+        </w:tc>
+        <w:tc>
+          <w:tcPr>
+            <w:tcW w:type="dxa" w:w="1530"/>
+          </w:tcPr>
+          <w:p>
             <w:r>
               <w:t>6D</w:t>
               <w:br/>
@@ -768,21 +772,9 @@
           </w:tcPr>
           <w:p>
             <w:r>
-              <w:t>6C</w:t>
+              <w:t>6D</w:t>
               <w:br/>
               <w:t>ENGLISH</w:t>
-            </w:r>
-          </w:p>
-        </w:tc>
-        <w:tc>
-          <w:tcPr>
-            <w:tcW w:type="dxa" w:w="1530"/>
-          </w:tcPr>
-          <w:p>
-            <w:r>
-              <w:t>6D</w:t>
-              <w:br/>
-              <w:t>S.ST</w:t>
             </w:r>
           </w:p>
         </w:tc>
@@ -829,7 +821,11 @@
             <w:tcW w:type="dxa" w:w="1530"/>
           </w:tcPr>
           <w:p>
-            <w:r/>
+            <w:r>
+              <w:t>6C</w:t>
+              <w:br/>
+              <w:t>ENGLISH</w:t>
+            </w:r>
           </w:p>
         </w:tc>
         <w:tc>
@@ -837,7 +833,11 @@
             <w:tcW w:type="dxa" w:w="1530"/>
           </w:tcPr>
           <w:p>
-            <w:r/>
+            <w:r>
+              <w:t>7B</w:t>
+              <w:br/>
+              <w:t>ENGLISH</w:t>
+            </w:r>
           </w:p>
         </w:tc>
         <w:tc>
@@ -856,7 +856,7 @@
             <w:r>
               <w:t>6D</w:t>
               <w:br/>
-              <w:t>ENGLISH</w:t>
+              <w:t>S.ST</w:t>
             </w:r>
           </w:p>
         </w:tc>
